--- a/5.人员管理/1.流程制度规范类文件/050108-工作交接规范.docx
+++ b/5.人员管理/1.流程制度规范类文件/050108-工作交接规范.docx
@@ -13,7 +13,7 @@
         <w:pStyle w:val="26"/>
         <w:bidi w:val="0"/>
       </w:pPr>
-      <w:bookmarkStart w:id="0" w:name="_Toc32535"/>
+      <w:bookmarkStart w:id="0" w:name="_Toc16280"/>
       <w:r>
         <w:t>工作交接规范</w:t>
       </w:r>
@@ -24,7 +24,7 @@
         <w:pStyle w:val="27"/>
         <w:bidi w:val="0"/>
       </w:pPr>
-      <w:bookmarkStart w:id="1" w:name="_Toc30993"/>
+      <w:bookmarkStart w:id="1" w:name="_Toc12827"/>
       <w:r>
         <w:t>中达丰集团有限公司</w:t>
       </w:r>
@@ -53,7 +53,7 @@
           <w:cols w:space="720" w:num="1"/>
         </w:sectPr>
       </w:pPr>
-      <w:bookmarkStart w:id="2" w:name="_Toc30391"/>
+      <w:bookmarkStart w:id="2" w:name="_Toc18452"/>
       <w:r>
         <w:rPr>
           <w:rFonts w:hint="eastAsia" w:ascii="宋体" w:hAnsi="宋体" w:eastAsia="宋体" w:cs="宋体"/>
@@ -78,7 +78,7 @@
           <w:szCs w:val="28"/>
         </w:rPr>
       </w:pPr>
-      <w:bookmarkStart w:id="3" w:name="_Toc3509"/>
+      <w:bookmarkStart w:id="3" w:name="_Toc24527"/>
       <w:r>
         <w:rPr>
           <w:rFonts w:ascii="宋体" w:hAnsi="宋体" w:eastAsia="宋体" w:cs="宋体"/>
@@ -133,12 +133,6 @@
             <w:insideH w:val="single" w:color="000000" w:sz="4" w:space="0"/>
             <w:insideV w:val="single" w:color="000000" w:sz="4" w:space="0"/>
           </w:tblBorders>
-          <w:tblCellMar>
-            <w:top w:w="0" w:type="dxa"/>
-            <w:left w:w="0" w:type="dxa"/>
-            <w:bottom w:w="0" w:type="dxa"/>
-            <w:right w:w="0" w:type="dxa"/>
-          </w:tblCellMar>
         </w:tblPrEx>
         <w:trPr>
           <w:trHeight w:val="611" w:hRule="atLeast"/>
@@ -910,8 +904,6 @@
               <w:tab w:val="right" w:leader="dot" w:pos="8802"/>
             </w:tabs>
           </w:pPr>
-          <w:bookmarkStart w:id="13" w:name="_GoBack"/>
-          <w:bookmarkEnd w:id="13"/>
           <w:r>
             <w:rPr>
               <w:rFonts w:ascii="宋体" w:hAnsi="宋体" w:eastAsia="宋体" w:cs="宋体"/>
@@ -948,7 +940,7 @@
               <w:rFonts w:ascii="宋体" w:hAnsi="宋体" w:eastAsia="宋体" w:cs="宋体"/>
               <w:szCs w:val="21"/>
             </w:rPr>
-            <w:instrText xml:space="preserve"> HYPERLINK \l _Toc32535 </w:instrText>
+            <w:instrText xml:space="preserve"> HYPERLINK \l _Toc16280 </w:instrText>
           </w:r>
           <w:r>
             <w:rPr>
@@ -967,7 +959,7 @@
             <w:fldChar w:fldCharType="begin"/>
           </w:r>
           <w:r>
-            <w:instrText xml:space="preserve"> PAGEREF _Toc32535 \h </w:instrText>
+            <w:instrText xml:space="preserve"> PAGEREF _Toc16280 \h </w:instrText>
           </w:r>
           <w:r>
             <w:fldChar w:fldCharType="separate"/>
@@ -1005,7 +997,7 @@
               <w:rFonts w:ascii="宋体" w:hAnsi="宋体" w:eastAsia="宋体" w:cs="宋体"/>
               <w:szCs w:val="21"/>
             </w:rPr>
-            <w:instrText xml:space="preserve"> HYPERLINK \l _Toc30993 </w:instrText>
+            <w:instrText xml:space="preserve"> HYPERLINK \l _Toc12827 </w:instrText>
           </w:r>
           <w:r>
             <w:rPr>
@@ -1024,7 +1016,7 @@
             <w:fldChar w:fldCharType="begin"/>
           </w:r>
           <w:r>
-            <w:instrText xml:space="preserve"> PAGEREF _Toc30993 \h </w:instrText>
+            <w:instrText xml:space="preserve"> PAGEREF _Toc12827 \h </w:instrText>
           </w:r>
           <w:r>
             <w:fldChar w:fldCharType="separate"/>
@@ -1062,7 +1054,7 @@
               <w:rFonts w:ascii="宋体" w:hAnsi="宋体" w:eastAsia="宋体" w:cs="宋体"/>
               <w:szCs w:val="21"/>
             </w:rPr>
-            <w:instrText xml:space="preserve"> HYPERLINK \l _Toc30391 </w:instrText>
+            <w:instrText xml:space="preserve"> HYPERLINK \l _Toc18452 </w:instrText>
           </w:r>
           <w:r>
             <w:rPr>
@@ -1087,7 +1079,7 @@
             <w:fldChar w:fldCharType="begin"/>
           </w:r>
           <w:r>
-            <w:instrText xml:space="preserve"> PAGEREF _Toc30391 \h </w:instrText>
+            <w:instrText xml:space="preserve"> PAGEREF _Toc18452 \h </w:instrText>
           </w:r>
           <w:r>
             <w:fldChar w:fldCharType="separate"/>
@@ -1125,7 +1117,7 @@
               <w:rFonts w:ascii="宋体" w:hAnsi="宋体" w:eastAsia="宋体" w:cs="宋体"/>
               <w:szCs w:val="21"/>
             </w:rPr>
-            <w:instrText xml:space="preserve"> HYPERLINK \l _Toc3509 </w:instrText>
+            <w:instrText xml:space="preserve"> HYPERLINK \l _Toc24527 </w:instrText>
           </w:r>
           <w:r>
             <w:rPr>
@@ -1149,7 +1141,7 @@
             <w:fldChar w:fldCharType="begin"/>
           </w:r>
           <w:r>
-            <w:instrText xml:space="preserve"> PAGEREF _Toc3509 \h </w:instrText>
+            <w:instrText xml:space="preserve"> PAGEREF _Toc24527 \h </w:instrText>
           </w:r>
           <w:r>
             <w:fldChar w:fldCharType="separate"/>
@@ -1187,7 +1179,7 @@
               <w:rFonts w:ascii="宋体" w:hAnsi="宋体" w:eastAsia="宋体" w:cs="宋体"/>
               <w:szCs w:val="21"/>
             </w:rPr>
-            <w:instrText xml:space="preserve"> HYPERLINK \l _Toc24792 </w:instrText>
+            <w:instrText xml:space="preserve"> HYPERLINK \l _Toc25880 </w:instrText>
           </w:r>
           <w:r>
             <w:rPr>
@@ -1212,7 +1204,7 @@
             <w:fldChar w:fldCharType="begin"/>
           </w:r>
           <w:r>
-            <w:instrText xml:space="preserve"> PAGEREF _Toc24792 \h </w:instrText>
+            <w:instrText xml:space="preserve"> PAGEREF _Toc25880 \h </w:instrText>
           </w:r>
           <w:r>
             <w:fldChar w:fldCharType="separate"/>
@@ -1250,7 +1242,7 @@
               <w:rFonts w:ascii="宋体" w:hAnsi="宋体" w:eastAsia="宋体" w:cs="宋体"/>
               <w:szCs w:val="21"/>
             </w:rPr>
-            <w:instrText xml:space="preserve"> HYPERLINK \l _Toc1867 </w:instrText>
+            <w:instrText xml:space="preserve"> HYPERLINK \l _Toc9088 </w:instrText>
           </w:r>
           <w:r>
             <w:rPr>
@@ -1275,7 +1267,7 @@
             <w:fldChar w:fldCharType="begin"/>
           </w:r>
           <w:r>
-            <w:instrText xml:space="preserve"> PAGEREF _Toc1867 \h </w:instrText>
+            <w:instrText xml:space="preserve"> PAGEREF _Toc9088 \h </w:instrText>
           </w:r>
           <w:r>
             <w:fldChar w:fldCharType="separate"/>
@@ -1313,7 +1305,7 @@
               <w:rFonts w:ascii="宋体" w:hAnsi="宋体" w:eastAsia="宋体" w:cs="宋体"/>
               <w:szCs w:val="21"/>
             </w:rPr>
-            <w:instrText xml:space="preserve"> HYPERLINK \l _Toc15312 </w:instrText>
+            <w:instrText xml:space="preserve"> HYPERLINK \l _Toc8810 </w:instrText>
           </w:r>
           <w:r>
             <w:rPr>
@@ -1338,7 +1330,7 @@
             <w:fldChar w:fldCharType="begin"/>
           </w:r>
           <w:r>
-            <w:instrText xml:space="preserve"> PAGEREF _Toc15312 \h </w:instrText>
+            <w:instrText xml:space="preserve"> PAGEREF _Toc8810 \h </w:instrText>
           </w:r>
           <w:r>
             <w:fldChar w:fldCharType="separate"/>
@@ -1376,7 +1368,7 @@
               <w:rFonts w:ascii="宋体" w:hAnsi="宋体" w:eastAsia="宋体" w:cs="宋体"/>
               <w:szCs w:val="21"/>
             </w:rPr>
-            <w:instrText xml:space="preserve"> HYPERLINK \l _Toc20565 </w:instrText>
+            <w:instrText xml:space="preserve"> HYPERLINK \l _Toc18549 </w:instrText>
           </w:r>
           <w:r>
             <w:rPr>
@@ -1401,7 +1393,7 @@
             <w:fldChar w:fldCharType="begin"/>
           </w:r>
           <w:r>
-            <w:instrText xml:space="preserve"> PAGEREF _Toc20565 \h </w:instrText>
+            <w:instrText xml:space="preserve"> PAGEREF _Toc18549 \h </w:instrText>
           </w:r>
           <w:r>
             <w:fldChar w:fldCharType="separate"/>
@@ -1439,7 +1431,7 @@
               <w:rFonts w:ascii="宋体" w:hAnsi="宋体" w:eastAsia="宋体" w:cs="宋体"/>
               <w:szCs w:val="21"/>
             </w:rPr>
-            <w:instrText xml:space="preserve"> HYPERLINK \l _Toc16251 </w:instrText>
+            <w:instrText xml:space="preserve"> HYPERLINK \l _Toc14957 </w:instrText>
           </w:r>
           <w:r>
             <w:rPr>
@@ -1464,7 +1456,7 @@
             <w:fldChar w:fldCharType="begin"/>
           </w:r>
           <w:r>
-            <w:instrText xml:space="preserve"> PAGEREF _Toc16251 \h </w:instrText>
+            <w:instrText xml:space="preserve"> PAGEREF _Toc14957 \h </w:instrText>
           </w:r>
           <w:r>
             <w:fldChar w:fldCharType="separate"/>
@@ -1502,7 +1494,7 @@
               <w:rFonts w:ascii="宋体" w:hAnsi="宋体" w:eastAsia="宋体" w:cs="宋体"/>
               <w:szCs w:val="21"/>
             </w:rPr>
-            <w:instrText xml:space="preserve"> HYPERLINK \l _Toc25372 </w:instrText>
+            <w:instrText xml:space="preserve"> HYPERLINK \l _Toc4848 </w:instrText>
           </w:r>
           <w:r>
             <w:rPr>
@@ -1527,7 +1519,7 @@
             <w:fldChar w:fldCharType="begin"/>
           </w:r>
           <w:r>
-            <w:instrText xml:space="preserve"> PAGEREF _Toc25372 \h </w:instrText>
+            <w:instrText xml:space="preserve"> PAGEREF _Toc4848 \h </w:instrText>
           </w:r>
           <w:r>
             <w:fldChar w:fldCharType="separate"/>
@@ -1565,7 +1557,7 @@
               <w:rFonts w:ascii="宋体" w:hAnsi="宋体" w:eastAsia="宋体" w:cs="宋体"/>
               <w:szCs w:val="21"/>
             </w:rPr>
-            <w:instrText xml:space="preserve"> HYPERLINK \l _Toc32620 </w:instrText>
+            <w:instrText xml:space="preserve"> HYPERLINK \l _Toc11795 </w:instrText>
           </w:r>
           <w:r>
             <w:rPr>
@@ -1590,7 +1582,7 @@
             <w:fldChar w:fldCharType="begin"/>
           </w:r>
           <w:r>
-            <w:instrText xml:space="preserve"> PAGEREF _Toc32620 \h </w:instrText>
+            <w:instrText xml:space="preserve"> PAGEREF _Toc11795 \h </w:instrText>
           </w:r>
           <w:r>
             <w:fldChar w:fldCharType="separate"/>
@@ -1628,7 +1620,7 @@
               <w:rFonts w:ascii="宋体" w:hAnsi="宋体" w:eastAsia="宋体" w:cs="宋体"/>
               <w:szCs w:val="21"/>
             </w:rPr>
-            <w:instrText xml:space="preserve"> HYPERLINK \l _Toc17807 </w:instrText>
+            <w:instrText xml:space="preserve"> HYPERLINK \l _Toc7888 </w:instrText>
           </w:r>
           <w:r>
             <w:rPr>
@@ -1653,7 +1645,7 @@
             <w:fldChar w:fldCharType="begin"/>
           </w:r>
           <w:r>
-            <w:instrText xml:space="preserve"> PAGEREF _Toc17807 \h </w:instrText>
+            <w:instrText xml:space="preserve"> PAGEREF _Toc7888 \h </w:instrText>
           </w:r>
           <w:r>
             <w:fldChar w:fldCharType="separate"/>
@@ -1691,7 +1683,7 @@
               <w:rFonts w:ascii="宋体" w:hAnsi="宋体" w:eastAsia="宋体" w:cs="宋体"/>
               <w:szCs w:val="21"/>
             </w:rPr>
-            <w:instrText xml:space="preserve"> HYPERLINK \l _Toc20445 </w:instrText>
+            <w:instrText xml:space="preserve"> HYPERLINK \l _Toc13722 </w:instrText>
           </w:r>
           <w:r>
             <w:rPr>
@@ -1702,20 +1694,10 @@
           </w:r>
           <w:r>
             <w:rPr>
-              <w:rFonts w:ascii="宋体" w:hAnsi="宋体" w:eastAsia="宋体" w:cs="宋体"/>
-              <w:bCs/>
-              <w:spacing w:val="-8"/>
+              <w:rFonts w:hint="default" w:ascii="宋体" w:hAnsi="宋体" w:eastAsia="宋体" w:cs="宋体"/>
               <w:szCs w:val="32"/>
             </w:rPr>
-            <w:t>3.3</w:t>
-          </w:r>
-          <w:r>
-            <w:rPr>
-              <w:rFonts w:ascii="宋体" w:hAnsi="宋体" w:eastAsia="宋体" w:cs="宋体"/>
-              <w:spacing w:val="-65"/>
-              <w:szCs w:val="32"/>
-            </w:rPr>
-            <w:t xml:space="preserve"> </w:t>
+            <w:t xml:space="preserve">3.3. </w:t>
           </w:r>
           <w:r>
             <w:rPr>
@@ -1733,7 +1715,7 @@
             <w:fldChar w:fldCharType="begin"/>
           </w:r>
           <w:r>
-            <w:instrText xml:space="preserve"> PAGEREF _Toc20445 \h </w:instrText>
+            <w:instrText xml:space="preserve"> PAGEREF _Toc13722 \h </w:instrText>
           </w:r>
           <w:r>
             <w:fldChar w:fldCharType="separate"/>
@@ -1800,7 +1782,7 @@
         <w:pStyle w:val="28"/>
         <w:bidi w:val="0"/>
       </w:pPr>
-      <w:bookmarkStart w:id="4" w:name="_Toc24792"/>
+      <w:bookmarkStart w:id="4" w:name="_Toc25880"/>
       <w:r>
         <w:t>目的</w:t>
       </w:r>
@@ -1820,7 +1802,7 @@
         <w:pStyle w:val="28"/>
         <w:bidi w:val="0"/>
       </w:pPr>
-      <w:bookmarkStart w:id="5" w:name="_Toc1867"/>
+      <w:bookmarkStart w:id="5" w:name="_Toc9088"/>
       <w:r>
         <w:t>适用对象</w:t>
       </w:r>
@@ -1828,21 +1810,10 @@
     </w:p>
     <w:p>
       <w:pPr>
-        <w:spacing w:before="269" w:line="220" w:lineRule="auto"/>
-        <w:ind w:left="602"/>
-        <w:rPr>
-          <w:rFonts w:ascii="宋体" w:hAnsi="宋体" w:eastAsia="宋体" w:cs="宋体"/>
-          <w:sz w:val="24"/>
-          <w:szCs w:val="24"/>
-        </w:rPr>
+        <w:pStyle w:val="29"/>
+        <w:bidi w:val="0"/>
       </w:pPr>
       <w:r>
-        <w:rPr>
-          <w:rFonts w:ascii="宋体" w:hAnsi="宋体" w:eastAsia="宋体" w:cs="宋体"/>
-          <w:spacing w:val="-3"/>
-          <w:sz w:val="24"/>
-          <w:szCs w:val="24"/>
-        </w:rPr>
         <w:t>适用于公司员工在工作移交时的全过程。</w:t>
       </w:r>
     </w:p>
@@ -1851,7 +1822,7 @@
         <w:pStyle w:val="28"/>
         <w:bidi w:val="0"/>
       </w:pPr>
-      <w:bookmarkStart w:id="6" w:name="_Toc15312"/>
+      <w:bookmarkStart w:id="6" w:name="_Toc8810"/>
       <w:r>
         <w:t>工作规范</w:t>
       </w:r>
@@ -1862,7 +1833,7 @@
         <w:pStyle w:val="30"/>
         <w:bidi w:val="0"/>
       </w:pPr>
-      <w:bookmarkStart w:id="7" w:name="_Toc20565"/>
+      <w:bookmarkStart w:id="7" w:name="_Toc18549"/>
       <w:r>
         <w:t>文件概要</w:t>
       </w:r>
@@ -2849,7 +2820,7 @@
         <w:pStyle w:val="30"/>
         <w:bidi w:val="0"/>
       </w:pPr>
-      <w:bookmarkStart w:id="8" w:name="_Toc16251"/>
+      <w:bookmarkStart w:id="8" w:name="_Toc14957"/>
       <w:r>
         <w:t>工作流程</w:t>
       </w:r>
@@ -2860,7 +2831,7 @@
         <w:pStyle w:val="31"/>
         <w:bidi w:val="0"/>
       </w:pPr>
-      <w:bookmarkStart w:id="9" w:name="_Toc25372"/>
+      <w:bookmarkStart w:id="9" w:name="_Toc4848"/>
       <w:r>
         <w:t>准备</w:t>
       </w:r>
@@ -2891,7 +2862,7 @@
         <w:pStyle w:val="31"/>
         <w:bidi w:val="0"/>
       </w:pPr>
-      <w:bookmarkStart w:id="10" w:name="_Toc32620"/>
+      <w:bookmarkStart w:id="10" w:name="_Toc11795"/>
       <w:r>
         <w:t>交接</w:t>
       </w:r>
@@ -2995,7 +2966,7 @@
         <w:pStyle w:val="31"/>
         <w:bidi w:val="0"/>
       </w:pPr>
-      <w:bookmarkStart w:id="11" w:name="_Toc17807"/>
+      <w:bookmarkStart w:id="11" w:name="_Toc7888"/>
       <w:r>
         <w:t>监交</w:t>
       </w:r>
@@ -3092,36 +3063,15 @@
     </w:p>
     <w:p>
       <w:pPr>
-        <w:spacing w:before="341" w:line="220" w:lineRule="auto"/>
-        <w:ind w:left="131"/>
-        <w:outlineLvl w:val="1"/>
+        <w:pStyle w:val="30"/>
+        <w:bidi w:val="0"/>
         <w:rPr>
           <w:rFonts w:ascii="宋体" w:hAnsi="宋体" w:eastAsia="宋体" w:cs="宋体"/>
           <w:sz w:val="32"/>
           <w:szCs w:val="32"/>
         </w:rPr>
       </w:pPr>
-      <w:bookmarkStart w:id="12" w:name="_Toc20445"/>
-      <w:r>
-        <w:rPr>
-          <w:rFonts w:ascii="宋体" w:hAnsi="宋体" w:eastAsia="宋体" w:cs="宋体"/>
-          <w:b/>
-          <w:bCs/>
-          <w:spacing w:val="-8"/>
-          <w:sz w:val="32"/>
-          <w:szCs w:val="32"/>
-        </w:rPr>
-        <w:t>3.3</w:t>
-      </w:r>
-      <w:r>
-        <w:rPr>
-          <w:rFonts w:ascii="宋体" w:hAnsi="宋体" w:eastAsia="宋体" w:cs="宋体"/>
-          <w:spacing w:val="-65"/>
-          <w:sz w:val="32"/>
-          <w:szCs w:val="32"/>
-        </w:rPr>
-        <w:t xml:space="preserve"> </w:t>
-      </w:r>
+      <w:bookmarkStart w:id="12" w:name="_Toc13722"/>
       <w:r>
         <w:rPr>
           <w:rFonts w:ascii="宋体" w:hAnsi="宋体" w:eastAsia="宋体" w:cs="宋体"/>
@@ -3137,12 +3087,6 @@
     </w:p>
     <w:p>
       <w:pPr>
-        <w:pStyle w:val="12"/>
-        <w:spacing w:line="245" w:lineRule="auto"/>
-      </w:pPr>
-    </w:p>
-    <w:p>
-      <w:pPr>
         <w:spacing w:before="78" w:line="219" w:lineRule="auto"/>
         <w:ind w:left="621"/>
         <w:rPr>
@@ -3151,6 +3095,8 @@
           <w:szCs w:val="24"/>
         </w:rPr>
       </w:pPr>
+      <w:bookmarkStart w:id="13" w:name="_GoBack"/>
+      <w:bookmarkEnd w:id="13"/>
       <w:r>
         <w:rPr>
           <w:rFonts w:ascii="宋体" w:hAnsi="宋体" w:eastAsia="宋体" w:cs="宋体"/>
@@ -6283,12 +6229,6 @@
             <w:insideH w:val="single" w:color="000000" w:sz="6" w:space="0"/>
             <w:insideV w:val="single" w:color="000000" w:sz="6" w:space="0"/>
           </w:tblBorders>
-          <w:tblCellMar>
-            <w:top w:w="0" w:type="dxa"/>
-            <w:left w:w="0" w:type="dxa"/>
-            <w:bottom w:w="0" w:type="dxa"/>
-            <w:right w:w="0" w:type="dxa"/>
-          </w:tblCellMar>
         </w:tblPrEx>
         <w:trPr>
           <w:trHeight w:val="437" w:hRule="atLeast"/>

--- a/5.人员管理/1.流程制度规范类文件/050108-工作交接规范.docx
+++ b/5.人员管理/1.流程制度规范类文件/050108-工作交接规范.docx
@@ -13,7 +13,7 @@
         <w:pStyle w:val="26"/>
         <w:bidi w:val="0"/>
       </w:pPr>
-      <w:bookmarkStart w:id="0" w:name="_Toc16280"/>
+      <w:bookmarkStart w:id="0" w:name="_Toc17250"/>
       <w:r>
         <w:t>工作交接规范</w:t>
       </w:r>
@@ -24,7 +24,7 @@
         <w:pStyle w:val="27"/>
         <w:bidi w:val="0"/>
       </w:pPr>
-      <w:bookmarkStart w:id="1" w:name="_Toc12827"/>
+      <w:bookmarkStart w:id="1" w:name="_Toc1969"/>
       <w:r>
         <w:t>中达丰集团有限公司</w:t>
       </w:r>
@@ -53,7 +53,7 @@
           <w:cols w:space="720" w:num="1"/>
         </w:sectPr>
       </w:pPr>
-      <w:bookmarkStart w:id="2" w:name="_Toc18452"/>
+      <w:bookmarkStart w:id="2" w:name="_Toc25838"/>
       <w:r>
         <w:rPr>
           <w:rFonts w:hint="eastAsia" w:ascii="宋体" w:hAnsi="宋体" w:eastAsia="宋体" w:cs="宋体"/>
@@ -78,7 +78,7 @@
           <w:szCs w:val="28"/>
         </w:rPr>
       </w:pPr>
-      <w:bookmarkStart w:id="3" w:name="_Toc24527"/>
+      <w:bookmarkStart w:id="3" w:name="_Toc28392"/>
       <w:r>
         <w:rPr>
           <w:rFonts w:ascii="宋体" w:hAnsi="宋体" w:eastAsia="宋体" w:cs="宋体"/>
@@ -133,6 +133,12 @@
             <w:insideH w:val="single" w:color="000000" w:sz="4" w:space="0"/>
             <w:insideV w:val="single" w:color="000000" w:sz="4" w:space="0"/>
           </w:tblBorders>
+          <w:tblCellMar>
+            <w:top w:w="0" w:type="dxa"/>
+            <w:left w:w="0" w:type="dxa"/>
+            <w:bottom w:w="0" w:type="dxa"/>
+            <w:right w:w="0" w:type="dxa"/>
+          </w:tblCellMar>
         </w:tblPrEx>
         <w:trPr>
           <w:trHeight w:val="611" w:hRule="atLeast"/>
@@ -940,7 +946,7 @@
               <w:rFonts w:ascii="宋体" w:hAnsi="宋体" w:eastAsia="宋体" w:cs="宋体"/>
               <w:szCs w:val="21"/>
             </w:rPr>
-            <w:instrText xml:space="preserve"> HYPERLINK \l _Toc16280 </w:instrText>
+            <w:instrText xml:space="preserve"> HYPERLINK \l _Toc17250 </w:instrText>
           </w:r>
           <w:r>
             <w:rPr>
@@ -959,7 +965,7 @@
             <w:fldChar w:fldCharType="begin"/>
           </w:r>
           <w:r>
-            <w:instrText xml:space="preserve"> PAGEREF _Toc16280 \h </w:instrText>
+            <w:instrText xml:space="preserve"> PAGEREF _Toc17250 \h </w:instrText>
           </w:r>
           <w:r>
             <w:fldChar w:fldCharType="separate"/>
@@ -997,7 +1003,7 @@
               <w:rFonts w:ascii="宋体" w:hAnsi="宋体" w:eastAsia="宋体" w:cs="宋体"/>
               <w:szCs w:val="21"/>
             </w:rPr>
-            <w:instrText xml:space="preserve"> HYPERLINK \l _Toc12827 </w:instrText>
+            <w:instrText xml:space="preserve"> HYPERLINK \l _Toc1969 </w:instrText>
           </w:r>
           <w:r>
             <w:rPr>
@@ -1016,7 +1022,7 @@
             <w:fldChar w:fldCharType="begin"/>
           </w:r>
           <w:r>
-            <w:instrText xml:space="preserve"> PAGEREF _Toc12827 \h </w:instrText>
+            <w:instrText xml:space="preserve"> PAGEREF _Toc1969 \h </w:instrText>
           </w:r>
           <w:r>
             <w:fldChar w:fldCharType="separate"/>
@@ -1054,7 +1060,7 @@
               <w:rFonts w:ascii="宋体" w:hAnsi="宋体" w:eastAsia="宋体" w:cs="宋体"/>
               <w:szCs w:val="21"/>
             </w:rPr>
-            <w:instrText xml:space="preserve"> HYPERLINK \l _Toc18452 </w:instrText>
+            <w:instrText xml:space="preserve"> HYPERLINK \l _Toc25838 </w:instrText>
           </w:r>
           <w:r>
             <w:rPr>
@@ -1079,7 +1085,7 @@
             <w:fldChar w:fldCharType="begin"/>
           </w:r>
           <w:r>
-            <w:instrText xml:space="preserve"> PAGEREF _Toc18452 \h </w:instrText>
+            <w:instrText xml:space="preserve"> PAGEREF _Toc25838 \h </w:instrText>
           </w:r>
           <w:r>
             <w:fldChar w:fldCharType="separate"/>
@@ -1117,7 +1123,7 @@
               <w:rFonts w:ascii="宋体" w:hAnsi="宋体" w:eastAsia="宋体" w:cs="宋体"/>
               <w:szCs w:val="21"/>
             </w:rPr>
-            <w:instrText xml:space="preserve"> HYPERLINK \l _Toc24527 </w:instrText>
+            <w:instrText xml:space="preserve"> HYPERLINK \l _Toc28392 </w:instrText>
           </w:r>
           <w:r>
             <w:rPr>
@@ -1141,7 +1147,7 @@
             <w:fldChar w:fldCharType="begin"/>
           </w:r>
           <w:r>
-            <w:instrText xml:space="preserve"> PAGEREF _Toc24527 \h </w:instrText>
+            <w:instrText xml:space="preserve"> PAGEREF _Toc28392 \h </w:instrText>
           </w:r>
           <w:r>
             <w:fldChar w:fldCharType="separate"/>
@@ -1179,7 +1185,7 @@
               <w:rFonts w:ascii="宋体" w:hAnsi="宋体" w:eastAsia="宋体" w:cs="宋体"/>
               <w:szCs w:val="21"/>
             </w:rPr>
-            <w:instrText xml:space="preserve"> HYPERLINK \l _Toc25880 </w:instrText>
+            <w:instrText xml:space="preserve"> HYPERLINK \l _Toc19287 </w:instrText>
           </w:r>
           <w:r>
             <w:rPr>
@@ -1204,7 +1210,7 @@
             <w:fldChar w:fldCharType="begin"/>
           </w:r>
           <w:r>
-            <w:instrText xml:space="preserve"> PAGEREF _Toc25880 \h </w:instrText>
+            <w:instrText xml:space="preserve"> PAGEREF _Toc19287 \h </w:instrText>
           </w:r>
           <w:r>
             <w:fldChar w:fldCharType="separate"/>
@@ -1242,7 +1248,7 @@
               <w:rFonts w:ascii="宋体" w:hAnsi="宋体" w:eastAsia="宋体" w:cs="宋体"/>
               <w:szCs w:val="21"/>
             </w:rPr>
-            <w:instrText xml:space="preserve"> HYPERLINK \l _Toc9088 </w:instrText>
+            <w:instrText xml:space="preserve"> HYPERLINK \l _Toc26787 </w:instrText>
           </w:r>
           <w:r>
             <w:rPr>
@@ -1267,7 +1273,7 @@
             <w:fldChar w:fldCharType="begin"/>
           </w:r>
           <w:r>
-            <w:instrText xml:space="preserve"> PAGEREF _Toc9088 \h </w:instrText>
+            <w:instrText xml:space="preserve"> PAGEREF _Toc26787 \h </w:instrText>
           </w:r>
           <w:r>
             <w:fldChar w:fldCharType="separate"/>
@@ -1305,7 +1311,7 @@
               <w:rFonts w:ascii="宋体" w:hAnsi="宋体" w:eastAsia="宋体" w:cs="宋体"/>
               <w:szCs w:val="21"/>
             </w:rPr>
-            <w:instrText xml:space="preserve"> HYPERLINK \l _Toc8810 </w:instrText>
+            <w:instrText xml:space="preserve"> HYPERLINK \l _Toc21475 </w:instrText>
           </w:r>
           <w:r>
             <w:rPr>
@@ -1330,7 +1336,7 @@
             <w:fldChar w:fldCharType="begin"/>
           </w:r>
           <w:r>
-            <w:instrText xml:space="preserve"> PAGEREF _Toc8810 \h </w:instrText>
+            <w:instrText xml:space="preserve"> PAGEREF _Toc21475 \h </w:instrText>
           </w:r>
           <w:r>
             <w:fldChar w:fldCharType="separate"/>
@@ -1368,7 +1374,7 @@
               <w:rFonts w:ascii="宋体" w:hAnsi="宋体" w:eastAsia="宋体" w:cs="宋体"/>
               <w:szCs w:val="21"/>
             </w:rPr>
-            <w:instrText xml:space="preserve"> HYPERLINK \l _Toc18549 </w:instrText>
+            <w:instrText xml:space="preserve"> HYPERLINK \l _Toc30701 </w:instrText>
           </w:r>
           <w:r>
             <w:rPr>
@@ -1393,7 +1399,7 @@
             <w:fldChar w:fldCharType="begin"/>
           </w:r>
           <w:r>
-            <w:instrText xml:space="preserve"> PAGEREF _Toc18549 \h </w:instrText>
+            <w:instrText xml:space="preserve"> PAGEREF _Toc30701 \h </w:instrText>
           </w:r>
           <w:r>
             <w:fldChar w:fldCharType="separate"/>
@@ -1431,7 +1437,7 @@
               <w:rFonts w:ascii="宋体" w:hAnsi="宋体" w:eastAsia="宋体" w:cs="宋体"/>
               <w:szCs w:val="21"/>
             </w:rPr>
-            <w:instrText xml:space="preserve"> HYPERLINK \l _Toc14957 </w:instrText>
+            <w:instrText xml:space="preserve"> HYPERLINK \l _Toc3296 </w:instrText>
           </w:r>
           <w:r>
             <w:rPr>
@@ -1456,7 +1462,7 @@
             <w:fldChar w:fldCharType="begin"/>
           </w:r>
           <w:r>
-            <w:instrText xml:space="preserve"> PAGEREF _Toc14957 \h </w:instrText>
+            <w:instrText xml:space="preserve"> PAGEREF _Toc3296 \h </w:instrText>
           </w:r>
           <w:r>
             <w:fldChar w:fldCharType="separate"/>
@@ -1494,7 +1500,7 @@
               <w:rFonts w:ascii="宋体" w:hAnsi="宋体" w:eastAsia="宋体" w:cs="宋体"/>
               <w:szCs w:val="21"/>
             </w:rPr>
-            <w:instrText xml:space="preserve"> HYPERLINK \l _Toc4848 </w:instrText>
+            <w:instrText xml:space="preserve"> HYPERLINK \l _Toc29567 </w:instrText>
           </w:r>
           <w:r>
             <w:rPr>
@@ -1519,7 +1525,7 @@
             <w:fldChar w:fldCharType="begin"/>
           </w:r>
           <w:r>
-            <w:instrText xml:space="preserve"> PAGEREF _Toc4848 \h </w:instrText>
+            <w:instrText xml:space="preserve"> PAGEREF _Toc29567 \h </w:instrText>
           </w:r>
           <w:r>
             <w:fldChar w:fldCharType="separate"/>
@@ -1557,7 +1563,7 @@
               <w:rFonts w:ascii="宋体" w:hAnsi="宋体" w:eastAsia="宋体" w:cs="宋体"/>
               <w:szCs w:val="21"/>
             </w:rPr>
-            <w:instrText xml:space="preserve"> HYPERLINK \l _Toc11795 </w:instrText>
+            <w:instrText xml:space="preserve"> HYPERLINK \l _Toc5416 </w:instrText>
           </w:r>
           <w:r>
             <w:rPr>
@@ -1582,7 +1588,7 @@
             <w:fldChar w:fldCharType="begin"/>
           </w:r>
           <w:r>
-            <w:instrText xml:space="preserve"> PAGEREF _Toc11795 \h </w:instrText>
+            <w:instrText xml:space="preserve"> PAGEREF _Toc5416 \h </w:instrText>
           </w:r>
           <w:r>
             <w:fldChar w:fldCharType="separate"/>
@@ -1620,7 +1626,7 @@
               <w:rFonts w:ascii="宋体" w:hAnsi="宋体" w:eastAsia="宋体" w:cs="宋体"/>
               <w:szCs w:val="21"/>
             </w:rPr>
-            <w:instrText xml:space="preserve"> HYPERLINK \l _Toc7888 </w:instrText>
+            <w:instrText xml:space="preserve"> HYPERLINK \l _Toc7630 </w:instrText>
           </w:r>
           <w:r>
             <w:rPr>
@@ -1645,7 +1651,7 @@
             <w:fldChar w:fldCharType="begin"/>
           </w:r>
           <w:r>
-            <w:instrText xml:space="preserve"> PAGEREF _Toc7888 \h </w:instrText>
+            <w:instrText xml:space="preserve"> PAGEREF _Toc7630 \h </w:instrText>
           </w:r>
           <w:r>
             <w:fldChar w:fldCharType="separate"/>
@@ -1683,7 +1689,7 @@
               <w:rFonts w:ascii="宋体" w:hAnsi="宋体" w:eastAsia="宋体" w:cs="宋体"/>
               <w:szCs w:val="21"/>
             </w:rPr>
-            <w:instrText xml:space="preserve"> HYPERLINK \l _Toc13722 </w:instrText>
+            <w:instrText xml:space="preserve"> HYPERLINK \l _Toc12400 </w:instrText>
           </w:r>
           <w:r>
             <w:rPr>
@@ -1715,7 +1721,7 @@
             <w:fldChar w:fldCharType="begin"/>
           </w:r>
           <w:r>
-            <w:instrText xml:space="preserve"> PAGEREF _Toc13722 \h </w:instrText>
+            <w:instrText xml:space="preserve"> PAGEREF _Toc12400 \h </w:instrText>
           </w:r>
           <w:r>
             <w:fldChar w:fldCharType="separate"/>
@@ -1782,11 +1788,13 @@
         <w:pStyle w:val="28"/>
         <w:bidi w:val="0"/>
       </w:pPr>
-      <w:bookmarkStart w:id="4" w:name="_Toc25880"/>
+      <w:bookmarkStart w:id="4" w:name="_Toc19287"/>
       <w:r>
         <w:t>目的</w:t>
       </w:r>
       <w:bookmarkEnd w:id="4"/>
+      <w:bookmarkStart w:id="13" w:name="_GoBack"/>
+      <w:bookmarkEnd w:id="13"/>
     </w:p>
     <w:p>
       <w:pPr>
@@ -1802,7 +1810,7 @@
         <w:pStyle w:val="28"/>
         <w:bidi w:val="0"/>
       </w:pPr>
-      <w:bookmarkStart w:id="5" w:name="_Toc9088"/>
+      <w:bookmarkStart w:id="5" w:name="_Toc26787"/>
       <w:r>
         <w:t>适用对象</w:t>
       </w:r>
@@ -1822,7 +1830,7 @@
         <w:pStyle w:val="28"/>
         <w:bidi w:val="0"/>
       </w:pPr>
-      <w:bookmarkStart w:id="6" w:name="_Toc8810"/>
+      <w:bookmarkStart w:id="6" w:name="_Toc21475"/>
       <w:r>
         <w:t>工作规范</w:t>
       </w:r>
@@ -1833,7 +1841,7 @@
         <w:pStyle w:val="30"/>
         <w:bidi w:val="0"/>
       </w:pPr>
-      <w:bookmarkStart w:id="7" w:name="_Toc18549"/>
+      <w:bookmarkStart w:id="7" w:name="_Toc30701"/>
       <w:r>
         <w:t>文件概要</w:t>
       </w:r>
@@ -2820,7 +2828,7 @@
         <w:pStyle w:val="30"/>
         <w:bidi w:val="0"/>
       </w:pPr>
-      <w:bookmarkStart w:id="8" w:name="_Toc14957"/>
+      <w:bookmarkStart w:id="8" w:name="_Toc3296"/>
       <w:r>
         <w:t>工作流程</w:t>
       </w:r>
@@ -2831,7 +2839,7 @@
         <w:pStyle w:val="31"/>
         <w:bidi w:val="0"/>
       </w:pPr>
-      <w:bookmarkStart w:id="9" w:name="_Toc4848"/>
+      <w:bookmarkStart w:id="9" w:name="_Toc29567"/>
       <w:r>
         <w:t>准备</w:t>
       </w:r>
@@ -2862,7 +2870,7 @@
         <w:pStyle w:val="31"/>
         <w:bidi w:val="0"/>
       </w:pPr>
-      <w:bookmarkStart w:id="10" w:name="_Toc11795"/>
+      <w:bookmarkStart w:id="10" w:name="_Toc5416"/>
       <w:r>
         <w:t>交接</w:t>
       </w:r>
@@ -2966,7 +2974,7 @@
         <w:pStyle w:val="31"/>
         <w:bidi w:val="0"/>
       </w:pPr>
-      <w:bookmarkStart w:id="11" w:name="_Toc7888"/>
+      <w:bookmarkStart w:id="11" w:name="_Toc7630"/>
       <w:r>
         <w:t>监交</w:t>
       </w:r>
@@ -3071,7 +3079,7 @@
           <w:szCs w:val="32"/>
         </w:rPr>
       </w:pPr>
-      <w:bookmarkStart w:id="12" w:name="_Toc13722"/>
+      <w:bookmarkStart w:id="12" w:name="_Toc12400"/>
       <w:r>
         <w:rPr>
           <w:rFonts w:ascii="宋体" w:hAnsi="宋体" w:eastAsia="宋体" w:cs="宋体"/>
@@ -3095,8 +3103,6 @@
           <w:szCs w:val="24"/>
         </w:rPr>
       </w:pPr>
-      <w:bookmarkStart w:id="13" w:name="_GoBack"/>
-      <w:bookmarkEnd w:id="13"/>
       <w:r>
         <w:rPr>
           <w:rFonts w:ascii="宋体" w:hAnsi="宋体" w:eastAsia="宋体" w:cs="宋体"/>
@@ -6229,6 +6235,12 @@
             <w:insideH w:val="single" w:color="000000" w:sz="6" w:space="0"/>
             <w:insideV w:val="single" w:color="000000" w:sz="6" w:space="0"/>
           </w:tblBorders>
+          <w:tblCellMar>
+            <w:top w:w="0" w:type="dxa"/>
+            <w:left w:w="0" w:type="dxa"/>
+            <w:bottom w:w="0" w:type="dxa"/>
+            <w:right w:w="0" w:type="dxa"/>
+          </w:tblCellMar>
         </w:tblPrEx>
         <w:trPr>
           <w:trHeight w:val="437" w:hRule="atLeast"/>
